--- a/public/templates-clean/clinceni/DECLARAȚIE BUNURI DE VALOARE CLINCENI.docx
+++ b/public/templates-clean/clinceni/DECLARAȚIE BUNURI DE VALOARE CLINCENI.docx
@@ -752,7 +752,7 @@
           <w:bCs/>
           <w:lang w:val="en-US"/>
         </w:rPr>
-        <w:t>15.04</w:t>
+        <w:t>{DATA_CONTRACT}</w:t>
       </w:r>
       <w:r>
         <w:rPr>
@@ -761,7 +761,7 @@
           <w:bCs/>
           <w:lang w:val="en-US"/>
         </w:rPr>
-        <w:t>.2026</w:t>
+        <w:t/>
       </w:r>
       <w:r>
         <w:rPr>

--- a/public/templates-clean/clinceni/DECLARAȚIE BUNURI DE VALOARE CLINCENI.docx
+++ b/public/templates-clean/clinceni/DECLARAȚIE BUNURI DE VALOARE CLINCENI.docx
@@ -206,7 +206,7 @@
         <w:rPr>
           <w:rFonts w:eastAsia="Times New Roman" w:cs="Times New Roman"/>
         </w:rPr>
-        <w:t xml:space="preserve"> C.I. seria  RK   nr. 611070, </w:t>
+        <w:t xml:space="preserve"> C.I. seria {APARTINATOR_CI_SERIE} nr. {APARTINATOR_CI_NUMAR}, </w:t>
       </w:r>
       <w:r>
         <w:rPr>
